--- a/hin/docx/06.content.docx
+++ b/hin/docx/06.content.docx
@@ -136,13 +136,6 @@
         <w:rPr>
           <w:lang w:val="hi_IN" w:bidi="hi_IN"/>
         </w:rPr>
-      </w:r>
-      <w:r>
-        <w:rPr>
-          <w:i/>
-          <w:lang w:val="hi_IN" w:bidi="hi_IN"/>
-        </w:rPr>
-        <w:t>यहोशू 1:1–3, यहोशू 1:5, यहोशू 1:7, यहोशू 1:8, यहोशू 1:11, यहोशू 1:13, यहोशू 1:14, यहोशू 1:16, यहोशू 2:1, यहोशू 2:4, यहोशू 2:5, यहोशू 2:9, यहोशू 2:10, यहोशू 2:12–13, यहोशू 2:14, यहोशू 2:18, यहोशू 2:23–24, यहोशू 3:3, यहोशू 3:4, यहोशू 3:5, यहोशू 3:8, यहोशू 3:13, यहोशू 3:16, यहोशू 3:17, यहोशू 4:3, यहोशू 4:7, यहोशू 4:9, यहोशू 4:13, यहोशू 4:18, यहोशू 4:20, यहोशू 4:24, यहोशू 5:1, यहोशू 5:2, यहोशू 5:6–7, यहोशू 5:10, यहोशू 5:12, यहोशू 5:13, यहोशू 5:14, यहोशू 5:14 (#2), यहोशू 5:15, यहोशू 6:1, यहोशू 6:3, यहोशू 6:5, यहोशू 6:5 (#2), यहोशू 6:10, यहोशू 6:17, यहोशू 6:19, यहोशू 6:21, यहोशू 6:22, यहोशू 6:26, यहोशू 7:1, यहोशू 7:3, यहोशू 7:5, यहोशू 7:6, यहोशू 7:11, यहोशू 7:13, यहोशू 7:15, यहोशू 7:21, यहोशू 7:21 (#2), यहोशू 7:24, यहोशू 7:26, यहोशू 8:1–2, यहोशू 8:2, यहोशू 8:3, यहोशू 8:4, यहोशू 8:8, यहोशू 8:15–17, यहोशू 8:18, यहोशू 8:23, यहोशू 8:26, यहोशू 8:27, यहोशू 8:29, यहोशू 9:1–2, यहोशू 9:3–4, यहोशू 9:4–5, यहोशू 9:6, यहोशू 9:6 (#2), यहोशू 9:14, यहोशू 9:15, यहोशू 9:16, यहोशू 9:18–19, यहोशू 9:21, यहोशू 9:24, यहोशू 9:26–27, यहोशू 10:2, यहोशू 10:3–4, यहोशू 10:5, यहोशू 10:6, यहोशू 10:8, यहोशू 10:11, यहोशू 10:12, यहोशू 10:16, यहोशू 10:20, यहोशू 10:26–27, यहोशू 10:40, यहोशू 10:42, यहोशू 11:1–3, यहोशू 11:4, यहोशू 11:4–5, यहोशू 11:6, यहोशू 11:6 (#2), यहोशू 11:10–11, यहोशू 11:12–13, यहोशू 11:14, यहोशू 11:15, यहोशू 11:19, यहोशू 12:1, यहोशू 12:6, यहोशू 12:7, यहोशू 12:24, यहोशू 13:1, यहोशू 13:6, यहोशू 13:7, यहोशू 13:8, यहोशू 13:14, यहोशू 13:14 (#2), यहोशू 13:23, यहोशू 14:4, यहोशू 14:7, यहोशू 14:9, यहोशू 14:10, यहोशू 14:12, यहोशू 15:1, यहोशू 15:5, यहोशू 15:8, यहोशू 15:12, यहोशू 15:19, यहोशू 15:63, यहोशू 16:4, यहोशू 16:10, यहोशू 17:1, यहोशू 17:1 (#2), यहोशू 17:4, यहोशू 17:4 (#2), यहोशू 17:13, यहोशू 17:14, यहोशू 17:15, यहोशू 18:2, यहोशू 18:4, यहोशू 18:4 (#2), यहोशू 18:10, यहोशू 18:11, यहोशू 19:1, यहोशू 19:9, यहोशू 19:9 (#2), यहोशू 19:10, यहोशू 19:17, यहोशू 19:24, यहोशू 19:32, यहोशू 19:38, यहोशू 19:40, यहोशू 19:50, यहोशू 20:2, यहोशू 20:3, यहोशू 20:4, यहोशू 20:6, यहोशू 20:9, यहोशू 21:1–2, यहोशू 21:8, यहोशू 21:19, यहोशू 21:26, यहोशू 21:33, यहोशू 21:40, यहोशू 21:41, यहोशू 21:44, यहोशू 22:1–3, यहोशू 22:5, यहोशू 22:8, यहोशू 22:10–11, यहोशू 22:12, यहोशू 22:13–14, यहोशू 22:16, यहोशू 22:18, यहोशू 22:26–27, यहोशू 22:30, यहोशू 22:33, यहोशू 22:34, यहोशू 23:1–2, यहोशू 23:3, यहोशू 23:7, यहोशू 23:13, यहोशू 23:14, यहोशू 23:16, यहोशू 24:1, यहोशू 24:13, यहोशू 24:15, यहोशू 24:18, यहोशू 24:19, यहोशू 24:21, यहोशू 24:26, यहोशू 24:27, यहोशू 24:29, यहोशू 24:32</w:t>
       </w:r>
       <w:r>
         <w:rPr>

--- a/hin/docx/06.content.docx
+++ b/hin/docx/06.content.docx
@@ -123,19 +123,6 @@
           <w:lang w:val="hi_IN" w:bidi="hi_IN"/>
         </w:rPr>
         <w:t>JOS</w:t>
-      </w:r>
-      <w:r>
-        <w:rPr>
-          <w:lang w:val="hi_IN" w:bidi="hi_IN"/>
-        </w:rPr>
-      </w:r>
-    </w:p>
-    <w:p>
-      <w:pPr/>
-      <w:r>
-        <w:rPr>
-          <w:lang w:val="hi_IN" w:bidi="hi_IN"/>
-        </w:rPr>
       </w:r>
       <w:r>
         <w:rPr>

--- a/hin/docx/06.content.docx
+++ b/hin/docx/06.content.docx
@@ -19,7 +19,7 @@
         <w:rPr>
           <w:lang w:val="hi_IN" w:bidi="hi_IN"/>
         </w:rPr>
-        <w:t>Resource: अनुवाद प्रश्न (unfoldingWord)</w:t>
+        <w:t>Resource: unfoldingWord® Translation Questions</w:t>
       </w:r>
       <w:r>
         <w:rPr>
@@ -85,7 +85,7 @@
         <w:rPr>
           <w:lang w:val="hi_IN" w:bidi="hi_IN"/>
         </w:rPr>
-        <w:t>अनुवाद प्रश्न (unfoldingWord)</w:t>
+        <w:t>unfoldingWord® Translation Questions</w:t>
       </w:r>
     </w:p>
     <w:p>
